--- a/doc/PELT dominance.docx
+++ b/doc/PELT dominance.docx
@@ -1,6 +1,6 @@
 
 <file path=word/document.xml><?xml version="1.0" encoding="utf-8"?>
-<w:document xmlns:wpc="http://schemas.microsoft.com/office/word/2010/wordprocessingCanvas" xmlns:cx="http://schemas.microsoft.com/office/drawing/2014/chartex" xmlns:cx1="http://schemas.microsoft.com/office/drawing/2015/9/8/chartex" xmlns:cx2="http://schemas.microsoft.com/office/drawing/2015/10/21/chartex" xmlns:cx3="http://schemas.microsoft.com/office/drawing/2016/5/9/chartex" xmlns:cx4="http://schemas.microsoft.com/office/drawing/2016/5/10/chartex" xmlns:cx5="http://schemas.microsoft.com/office/drawing/2016/5/11/chartex" xmlns:cx6="http://schemas.microsoft.com/office/drawing/2016/5/12/chartex" xmlns:cx7="http://schemas.microsoft.com/office/drawing/2016/5/13/chartex" xmlns:cx8="http://schemas.microsoft.com/office/drawing/2016/5/14/chartex" xmlns:mc="http://schemas.openxmlformats.org/markup-compatibility/2006" xmlns:aink="http://schemas.microsoft.com/office/drawing/2016/ink" xmlns:am3d="http://schemas.microsoft.com/office/drawing/2017/model3d" xmlns:o="urn:schemas-microsoft-com:office:office" xmlns:r="http://schemas.openxmlformats.org/officeDocument/2006/relationships" xmlns:m="http://schemas.openxmlformats.org/officeDocument/2006/math" xmlns:v="urn:schemas-microsoft-com:vml" xmlns:wp14="http://schemas.microsoft.com/office/word/2010/wordprocessingDrawing" xmlns:wp="http://schemas.openxmlformats.org/drawingml/2006/wordprocessingDrawing" xmlns:w10="urn:schemas-microsoft-com:office:word" xmlns:w="http://schemas.openxmlformats.org/wordprocessingml/2006/main" xmlns:w14="http://schemas.microsoft.com/office/word/2010/wordml" xmlns:w15="http://schemas.microsoft.com/office/word/2012/wordml" xmlns:w16cex="http://schemas.microsoft.com/office/word/2018/wordml/cex" xmlns:w16cid="http://schemas.microsoft.com/office/word/2016/wordml/cid" xmlns:w16="http://schemas.microsoft.com/office/word/2018/wordml" xmlns:w16sdtdh="http://schemas.microsoft.com/office/word/2020/wordml/sdtdatahash" xmlns:w16se="http://schemas.microsoft.com/office/word/2015/wordml/symex" xmlns:wpg="http://schemas.microsoft.com/office/word/2010/wordprocessingGroup" xmlns:wpi="http://schemas.microsoft.com/office/word/2010/wordprocessingInk" xmlns:wne="http://schemas.microsoft.com/office/word/2006/wordml" xmlns:wps="http://schemas.microsoft.com/office/word/2010/wordprocessingShape" mc:Ignorable="w14 w15 w16se w16cid w16 w16cex w16sdtdh wp14">
+<w:document xmlns:wpc="http://schemas.microsoft.com/office/word/2010/wordprocessingCanvas" xmlns:cx="http://schemas.microsoft.com/office/drawing/2014/chartex" xmlns:cx1="http://schemas.microsoft.com/office/drawing/2015/9/8/chartex" xmlns:cx2="http://schemas.microsoft.com/office/drawing/2015/10/21/chartex" xmlns:cx3="http://schemas.microsoft.com/office/drawing/2016/5/9/chartex" xmlns:cx4="http://schemas.microsoft.com/office/drawing/2016/5/10/chartex" xmlns:cx5="http://schemas.microsoft.com/office/drawing/2016/5/11/chartex" xmlns:cx6="http://schemas.microsoft.com/office/drawing/2016/5/12/chartex" xmlns:cx7="http://schemas.microsoft.com/office/drawing/2016/5/13/chartex" xmlns:cx8="http://schemas.microsoft.com/office/drawing/2016/5/14/chartex" xmlns:mc="http://schemas.openxmlformats.org/markup-compatibility/2006" xmlns:aink="http://schemas.microsoft.com/office/drawing/2016/ink" xmlns:am3d="http://schemas.microsoft.com/office/drawing/2017/model3d" xmlns:o="urn:schemas-microsoft-com:office:office" xmlns:oel="http://schemas.microsoft.com/office/2019/extlst" xmlns:r="http://schemas.openxmlformats.org/officeDocument/2006/relationships" xmlns:m="http://schemas.openxmlformats.org/officeDocument/2006/math" xmlns:v="urn:schemas-microsoft-com:vml" xmlns:wp14="http://schemas.microsoft.com/office/word/2010/wordprocessingDrawing" xmlns:wp="http://schemas.openxmlformats.org/drawingml/2006/wordprocessingDrawing" xmlns:w10="urn:schemas-microsoft-com:office:word" xmlns:w="http://schemas.openxmlformats.org/wordprocessingml/2006/main" xmlns:w14="http://schemas.microsoft.com/office/word/2010/wordml" xmlns:w15="http://schemas.microsoft.com/office/word/2012/wordml" xmlns:w16cex="http://schemas.microsoft.com/office/word/2018/wordml/cex" xmlns:w16cid="http://schemas.microsoft.com/office/word/2016/wordml/cid" xmlns:w16="http://schemas.microsoft.com/office/word/2018/wordml" xmlns:w16sdtdh="http://schemas.microsoft.com/office/word/2020/wordml/sdtdatahash" xmlns:w16se="http://schemas.microsoft.com/office/word/2015/wordml/symex" xmlns:wpg="http://schemas.microsoft.com/office/word/2010/wordprocessingGroup" xmlns:wpi="http://schemas.microsoft.com/office/word/2010/wordprocessingInk" xmlns:wne="http://schemas.microsoft.com/office/word/2006/wordml" xmlns:wps="http://schemas.microsoft.com/office/word/2010/wordprocessingShape" mc:Ignorable="w14 w15 w16se w16cid w16 w16cex w16sdtdh wp14">
   <w:body>
     <w:p>
       <w:pPr>
@@ -48,7 +48,7 @@
     <w:p>
       <w:r>
         <w:pict w14:anchorId="2C0BD5B3">
-          <v:rect id="_x0000_i1299" style="width:0;height:1.5pt" o:hralign="center" o:hrstd="t" o:hr="t" fillcolor="#a0a0a0" stroked="f"/>
+          <v:rect id="_x0000_i1025" style="width:0;height:1.5pt" o:hralign="center" o:hrstd="t" o:hr="t" fillcolor="#a0a0a0" stroked="f"/>
         </w:pict>
       </w:r>
     </w:p>
@@ -312,13 +312,7 @@
               <w:rPr>
                 <w:rFonts w:ascii="Cambria Math" w:hAnsi="Cambria Math"/>
               </w:rPr>
-              <m:t>+</m:t>
-            </m:r>
-            <m:r>
-              <w:rPr>
-                <w:rFonts w:ascii="Cambria Math" w:hAnsi="Cambria Math"/>
-              </w:rPr>
-              <m:t>β</m:t>
+              <m:t>+β</m:t>
             </m:r>
           </m:e>
         </m:d>
@@ -326,19 +320,13 @@
           <w:rPr>
             <w:rFonts w:ascii="Cambria Math" w:hAnsi="Cambria Math"/>
           </w:rPr>
-          <m:t xml:space="preserve">, </m:t>
+          <m:t xml:space="preserve">;  </m:t>
         </m:r>
         <m:r>
           <w:rPr>
             <w:rFonts w:ascii="Cambria Math" w:hAnsi="Cambria Math"/>
           </w:rPr>
-          <m:t xml:space="preserve"> </m:t>
-        </m:r>
-        <m:r>
-          <w:rPr>
-            <w:rFonts w:ascii="Cambria Math" w:hAnsi="Cambria Math"/>
-          </w:rPr>
-          <m:t xml:space="preserve"> F</m:t>
+          <m:t xml:space="preserve">   F</m:t>
         </m:r>
         <m:d>
           <m:dPr>
@@ -362,13 +350,7 @@
           <w:rPr>
             <w:rFonts w:ascii="Cambria Math" w:hAnsi="Cambria Math"/>
           </w:rPr>
-          <m:t>= -</m:t>
-        </m:r>
-        <m:r>
-          <w:rPr>
-            <w:rFonts w:ascii="Cambria Math" w:hAnsi="Cambria Math"/>
-          </w:rPr>
-          <m:t>β</m:t>
+          <m:t>=-β</m:t>
         </m:r>
       </m:oMath>
       <w:r>
@@ -398,7 +380,7 @@
     <w:p>
       <w:r>
         <w:pict w14:anchorId="5D11F1EB">
-          <v:rect id="_x0000_i1300" style="width:0;height:1.5pt" o:hralign="center" o:hrstd="t" o:hr="t" fillcolor="#a0a0a0" stroked="f"/>
+          <v:rect id="_x0000_i1026" style="width:0;height:1.5pt" o:hralign="center" o:hrstd="t" o:hr="t" fillcolor="#a0a0a0" stroked="f"/>
         </w:pict>
       </w:r>
     </w:p>
@@ -462,13 +444,7 @@
           <w:rPr>
             <w:rFonts w:ascii="Cambria Math" w:hAnsi="Cambria Math"/>
           </w:rPr>
-          <m:t>⊆</m:t>
-        </m:r>
-        <m:r>
-          <w:rPr>
-            <w:rFonts w:ascii="Cambria Math" w:hAnsi="Cambria Math"/>
-          </w:rPr>
-          <m:t xml:space="preserve"> </m:t>
+          <m:t xml:space="preserve">⊆ </m:t>
         </m:r>
         <m:d>
           <m:dPr>
@@ -486,19 +462,7 @@
               <w:rPr>
                 <w:rFonts w:ascii="Cambria Math" w:hAnsi="Cambria Math"/>
               </w:rPr>
-              <m:t>0,1,</m:t>
-            </m:r>
-            <m:r>
-              <w:rPr>
-                <w:rFonts w:ascii="Cambria Math" w:hAnsi="Cambria Math"/>
-              </w:rPr>
-              <m:t>…</m:t>
-            </m:r>
-            <m:r>
-              <w:rPr>
-                <w:rFonts w:ascii="Cambria Math" w:hAnsi="Cambria Math"/>
-              </w:rPr>
-              <m:t>,t-1</m:t>
+              <m:t>0,1,…,t-1</m:t>
             </m:r>
           </m:e>
         </m:d>
@@ -556,7 +520,7 @@
     <w:p>
       <w:r>
         <w:pict w14:anchorId="147A9F90">
-          <v:rect id="_x0000_i1301" style="width:0;height:1.5pt" o:hralign="center" o:hrstd="t" o:hr="t" fillcolor="#a0a0a0" stroked="f"/>
+          <v:rect id="_x0000_i1027" style="width:0;height:1.5pt" o:hralign="center" o:hrstd="t" o:hr="t" fillcolor="#a0a0a0" stroked="f"/>
         </w:pict>
       </w:r>
     </w:p>
@@ -619,13 +583,7 @@
           <w:rPr>
             <w:rFonts w:ascii="Cambria Math" w:hAnsi="Cambria Math"/>
           </w:rPr>
-          <m:t>≥</m:t>
-        </m:r>
-        <m:r>
-          <w:rPr>
-            <w:rFonts w:ascii="Cambria Math" w:hAnsi="Cambria Math"/>
-          </w:rPr>
-          <m:t xml:space="preserve"> C</m:t>
+          <m:t>≥ C</m:t>
         </m:r>
         <m:d>
           <m:dPr>
@@ -673,25 +631,7 @@
           <w:rPr>
             <w:rFonts w:ascii="Cambria Math" w:hAnsi="Cambria Math"/>
           </w:rPr>
-          <m:t xml:space="preserve">   </m:t>
-        </m:r>
-        <m:r>
-          <w:rPr>
-            <w:rFonts w:ascii="Cambria Math" w:hAnsi="Cambria Math"/>
-          </w:rPr>
-          <m:t xml:space="preserve"> </m:t>
-        </m:r>
-        <m:r>
-          <w:rPr>
-            <w:rFonts w:ascii="Cambria Math" w:hAnsi="Cambria Math"/>
-          </w:rPr>
-          <m:t>∀</m:t>
-        </m:r>
-        <m:r>
-          <w:rPr>
-            <w:rFonts w:ascii="Cambria Math" w:hAnsi="Cambria Math"/>
-          </w:rPr>
-          <m:t xml:space="preserve"> s &lt; u &lt; t</m:t>
+          <m:t xml:space="preserve">    ∀ s &lt; u &lt; t</m:t>
         </m:r>
       </m:oMath>
       <w:r>
@@ -756,7 +696,7 @@
     <w:p>
       <w:r>
         <w:pict w14:anchorId="3F480CF6">
-          <v:rect id="_x0000_i1302" style="width:0;height:1.5pt" o:hralign="center" o:hrstd="t" o:hr="t" fillcolor="#a0a0a0" stroked="f"/>
+          <v:rect id="_x0000_i1028" style="width:0;height:1.5pt" o:hralign="center" o:hrstd="t" o:hr="t" fillcolor="#a0a0a0" stroked="f"/>
         </w:pict>
       </w:r>
     </w:p>
@@ -833,13 +773,7 @@
           <w:rPr>
             <w:rFonts w:ascii="Cambria Math" w:hAnsi="Cambria Math"/>
           </w:rPr>
-          <m:t>≥</m:t>
-        </m:r>
-        <m:r>
-          <w:rPr>
-            <w:rFonts w:ascii="Cambria Math" w:hAnsi="Cambria Math"/>
-          </w:rPr>
-          <m:t xml:space="preserve"> F(u) + C</m:t>
+          <m:t>≥ F(u) + C</m:t>
         </m:r>
         <m:d>
           <m:dPr>
@@ -907,101 +841,61 @@
       <w:pPr>
         <w:pStyle w:val="NormalWeb"/>
       </w:pPr>
-      <w:r>
-        <w:t>[</w:t>
-      </w:r>
-      <w:r>
-        <w:br/>
-        <w:t>\begin{aligned}</w:t>
-      </w:r>
-      <w:r>
-        <w:br/>
-        <w:t>F(s) + \</w:t>
-      </w:r>
-      <w:proofErr w:type="spellStart"/>
-      <w:r>
-        <w:t>mathcal</w:t>
-      </w:r>
-      <w:proofErr w:type="spellEnd"/>
-      <w:r>
-        <w:t>{C}(s+1, T)</w:t>
-      </w:r>
-      <w:r>
-        <w:br/>
-        <w:t>&amp;\</w:t>
-      </w:r>
-      <w:proofErr w:type="spellStart"/>
-      <w:r>
-        <w:t>ge</w:t>
-      </w:r>
-      <w:proofErr w:type="spellEnd"/>
-      <w:r>
-        <w:t xml:space="preserve"> F(s) + \</w:t>
-      </w:r>
-      <w:proofErr w:type="spellStart"/>
-      <w:r>
-        <w:t>mathcal</w:t>
-      </w:r>
-      <w:proofErr w:type="spellEnd"/>
-      <w:r>
-        <w:t>{C}(s+1, t) + \</w:t>
-      </w:r>
-      <w:proofErr w:type="spellStart"/>
-      <w:r>
-        <w:t>mathcal</w:t>
-      </w:r>
-      <w:proofErr w:type="spellEnd"/>
-      <w:r>
-        <w:t>{C}(t+1, T) \</w:t>
-      </w:r>
-      <w:r>
-        <w:br/>
-        <w:t>&amp;\</w:t>
-      </w:r>
-      <w:proofErr w:type="spellStart"/>
-      <w:r>
-        <w:t>ge</w:t>
-      </w:r>
-      <w:proofErr w:type="spellEnd"/>
-      <w:r>
-        <w:t xml:space="preserve"> F(u) + \</w:t>
-      </w:r>
-      <w:proofErr w:type="spellStart"/>
-      <w:r>
-        <w:t>mathcal</w:t>
-      </w:r>
-      <w:proofErr w:type="spellEnd"/>
-      <w:r>
-        <w:t>{C}(u+1, t) + \</w:t>
-      </w:r>
-      <w:proofErr w:type="spellStart"/>
-      <w:r>
-        <w:t>mathcal</w:t>
-      </w:r>
-      <w:proofErr w:type="spellEnd"/>
-      <w:r>
-        <w:t>{C}(t+1, T) \</w:t>
-      </w:r>
-      <w:r>
-        <w:br/>
-        <w:t>&amp;= F(u) + \</w:t>
-      </w:r>
-      <w:proofErr w:type="spellStart"/>
-      <w:r>
-        <w:t>mathcal</w:t>
-      </w:r>
-      <w:proofErr w:type="spellEnd"/>
-      <w:r>
-        <w:t>{C}(u+1, T)</w:t>
-      </w:r>
-      <w:r>
-        <w:br/>
-        <w:t>\end{aligned}</w:t>
-      </w:r>
-      <w:r>
-        <w:br/>
-        <w:t>]</w:t>
-      </w:r>
+      <m:oMathPara>
+        <m:oMath>
+          <m:r>
+            <w:rPr>
+              <w:rFonts w:ascii="Cambria Math" w:hAnsi="Cambria Math"/>
+            </w:rPr>
+            <m:t>F(s) + C(s+1, T)</m:t>
+          </m:r>
+          <m:r>
+            <w:br/>
+          </m:r>
+        </m:oMath>
+        <m:oMath>
+          <m:r>
+            <w:rPr>
+              <w:rFonts w:ascii="Cambria Math" w:hAnsi="Cambria Math"/>
+            </w:rPr>
+            <m:t>≥</m:t>
+          </m:r>
+          <m:r>
+            <w:rPr>
+              <w:rFonts w:ascii="Cambria Math" w:hAnsi="Cambria Math"/>
+            </w:rPr>
+            <m:t xml:space="preserve"> F(s) + C(s+1, t) + C(t+1, T)</m:t>
+          </m:r>
+          <m:r>
+            <w:br/>
+          </m:r>
+        </m:oMath>
+        <m:oMath>
+          <m:r>
+            <w:rPr>
+              <w:rFonts w:ascii="Cambria Math" w:hAnsi="Cambria Math"/>
+            </w:rPr>
+            <m:t>≥</m:t>
+          </m:r>
+          <m:r>
+            <w:rPr>
+              <w:rFonts w:ascii="Cambria Math" w:hAnsi="Cambria Math"/>
+            </w:rPr>
+            <m:t xml:space="preserve"> F(u) + C(u+1, t) + C(t+1, T)</m:t>
+          </m:r>
+          <m:r>
+            <w:br/>
+          </m:r>
+        </m:oMath>
+        <m:oMath>
+          <m:r>
+            <w:rPr>
+              <w:rFonts w:ascii="Cambria Math" w:hAnsi="Cambria Math"/>
+            </w:rPr>
+            <m:t>= F(u) + C(u+1, T)</m:t>
+          </m:r>
+        </m:oMath>
+      </m:oMathPara>
     </w:p>
     <w:p>
       <w:pPr>
@@ -1031,7 +925,7 @@
     <w:p>
       <w:r>
         <w:pict w14:anchorId="4A26154E">
-          <v:rect id="_x0000_i1303" style="width:0;height:1.5pt" o:hralign="center" o:hrstd="t" o:hr="t" fillcolor="#a0a0a0" stroked="f"/>
+          <v:rect id="_x0000_i1029" style="width:0;height:1.5pt" o:hralign="center" o:hrstd="t" o:hr="t" fillcolor="#a0a0a0" stroked="f"/>
         </w:pict>
       </w:r>
     </w:p>
@@ -1063,7 +957,6 @@
         <w:rPr>
           <w:rStyle w:val="Strong"/>
         </w:rPr>
-        <w:lastRenderedPageBreak/>
         <w:t>Evaluate candidates</w:t>
       </w:r>
       <w:r>
@@ -1072,35 +965,173 @@
       </w:r>
       <w:r>
         <w:br/>
-        <w:t>[</w:t>
+      </w:r>
+      <m:oMath>
+        <m:r>
+          <w:rPr>
+            <w:rFonts w:ascii="Cambria Math" w:hAnsi="Cambria Math"/>
+          </w:rPr>
+          <m:t>F</m:t>
+        </m:r>
+        <m:d>
+          <m:dPr>
+            <m:ctrlPr>
+              <w:rPr>
+                <w:rFonts w:ascii="Cambria Math" w:hAnsi="Cambria Math"/>
+                <w:i/>
+              </w:rPr>
+            </m:ctrlPr>
+          </m:dPr>
+          <m:e>
+            <m:r>
+              <w:rPr>
+                <w:rFonts w:ascii="Cambria Math" w:hAnsi="Cambria Math"/>
+              </w:rPr>
+              <m:t>t</m:t>
+            </m:r>
+          </m:e>
+        </m:d>
+        <m:r>
+          <w:rPr>
+            <w:rFonts w:ascii="Cambria Math" w:hAnsi="Cambria Math"/>
+          </w:rPr>
+          <m:t>=mi</m:t>
+        </m:r>
+        <m:sSub>
+          <m:sSubPr>
+            <m:ctrlPr>
+              <w:rPr>
+                <w:rFonts w:ascii="Cambria Math" w:hAnsi="Cambria Math"/>
+                <w:i/>
+              </w:rPr>
+            </m:ctrlPr>
+          </m:sSubPr>
+          <m:e>
+            <m:r>
+              <w:rPr>
+                <w:rFonts w:ascii="Cambria Math" w:hAnsi="Cambria Math"/>
+              </w:rPr>
+              <m:t>n</m:t>
+            </m:r>
+          </m:e>
+          <m:sub>
+            <m:r>
+              <w:rPr>
+                <w:rFonts w:ascii="Cambria Math" w:hAnsi="Cambria Math"/>
+              </w:rPr>
+              <m:t>s</m:t>
+            </m:r>
+            <m:r>
+              <m:rPr>
+                <m:sty m:val="p"/>
+              </m:rPr>
+              <w:rPr>
+                <w:rFonts w:ascii="Cambria Math" w:hAnsi="Cambria Math"/>
+              </w:rPr>
+              <m:t>∈</m:t>
+            </m:r>
+            <m:sSub>
+              <m:sSubPr>
+                <m:ctrlPr>
+                  <w:rPr>
+                    <w:rFonts w:ascii="Cambria Math" w:hAnsi="Cambria Math"/>
+                    <w:i/>
+                  </w:rPr>
+                </m:ctrlPr>
+              </m:sSubPr>
+              <m:e>
+                <m:r>
+                  <w:rPr>
+                    <w:rFonts w:ascii="Cambria Math" w:hAnsi="Cambria Math"/>
+                  </w:rPr>
+                  <m:t>R</m:t>
+                </m:r>
+                <m:ctrlPr>
+                  <w:rPr>
+                    <w:rFonts w:ascii="Cambria Math" w:hAnsi="Cambria Math"/>
+                  </w:rPr>
+                </m:ctrlPr>
+              </m:e>
+              <m:sub>
+                <m:r>
+                  <w:rPr>
+                    <w:rFonts w:ascii="Cambria Math" w:hAnsi="Cambria Math"/>
+                  </w:rPr>
+                  <m:t>t</m:t>
+                </m:r>
+              </m:sub>
+            </m:sSub>
+          </m:sub>
+        </m:sSub>
+        <m:r>
+          <w:rPr>
+            <w:rFonts w:ascii="Cambria Math" w:hAnsi="Cambria Math"/>
+          </w:rPr>
+          <m:t>F</m:t>
+        </m:r>
+        <m:d>
+          <m:dPr>
+            <m:ctrlPr>
+              <w:rPr>
+                <w:rFonts w:ascii="Cambria Math" w:hAnsi="Cambria Math"/>
+                <w:i/>
+              </w:rPr>
+            </m:ctrlPr>
+          </m:dPr>
+          <m:e>
+            <m:r>
+              <w:rPr>
+                <w:rFonts w:ascii="Cambria Math" w:hAnsi="Cambria Math"/>
+              </w:rPr>
+              <m:t>s</m:t>
+            </m:r>
+          </m:e>
+        </m:d>
+        <m:r>
+          <w:rPr>
+            <w:rFonts w:ascii="Cambria Math" w:hAnsi="Cambria Math"/>
+          </w:rPr>
+          <m:t>+C</m:t>
+        </m:r>
+        <m:d>
+          <m:dPr>
+            <m:ctrlPr>
+              <w:rPr>
+                <w:rFonts w:ascii="Cambria Math" w:hAnsi="Cambria Math"/>
+                <w:i/>
+              </w:rPr>
+            </m:ctrlPr>
+          </m:dPr>
+          <m:e>
+            <m:r>
+              <w:rPr>
+                <w:rFonts w:ascii="Cambria Math" w:hAnsi="Cambria Math"/>
+              </w:rPr>
+              <m:t>s+1,t</m:t>
+            </m:r>
+          </m:e>
+        </m:d>
+        <m:r>
+          <w:rPr>
+            <w:rFonts w:ascii="Cambria Math" w:hAnsi="Cambria Math"/>
+          </w:rPr>
+          <m:t>+</m:t>
+        </m:r>
+        <m:r>
+          <m:rPr>
+            <m:sty m:val="p"/>
+          </m:rPr>
+          <w:rPr>
+            <w:rFonts w:ascii="Cambria Math" w:hAnsi="Cambria Math"/>
+          </w:rPr>
+          <m:t>β</m:t>
+        </m:r>
+      </m:oMath>
+      <w:r>
+        <w:t xml:space="preserve"> </w:t>
       </w:r>
       <w:r>
         <w:br/>
-        <w:t>F(t) = \min_{s \in \</w:t>
-      </w:r>
-      <w:proofErr w:type="spellStart"/>
-      <w:r>
-        <w:t>mathcal</w:t>
-      </w:r>
-      <w:proofErr w:type="spellEnd"/>
-      <w:r>
-        <w:t>{R}_t}</w:t>
-      </w:r>
-      <w:r>
-        <w:br/>
-        <w:t>\big{ F(s) + \</w:t>
-      </w:r>
-      <w:proofErr w:type="spellStart"/>
-      <w:r>
-        <w:t>mathcal</w:t>
-      </w:r>
-      <w:proofErr w:type="spellEnd"/>
-      <w:r>
-        <w:t>{C}(s+1,t) + \beta \big}</w:t>
-      </w:r>
-      <w:r>
-        <w:br/>
-        <w:t>]</w:t>
       </w:r>
     </w:p>
     <w:p>
@@ -1115,48 +1146,104 @@
         <w:rPr>
           <w:rStyle w:val="Strong"/>
         </w:rPr>
+        <w:lastRenderedPageBreak/>
         <w:t>Prune candidates</w:t>
       </w:r>
       <w:r>
         <w:br/>
-        <w:t>Remove all (s \in \</w:t>
-      </w:r>
-      <w:proofErr w:type="spellStart"/>
-      <w:r>
-        <w:t>mathcal</w:t>
-      </w:r>
-      <w:proofErr w:type="spellEnd"/>
-      <w:r>
-        <w:t>{R}_t) such that</w:t>
+        <w:t>Remove all (s \in R}_t) such that</w:t>
       </w:r>
       <w:r>
         <w:br/>
-        <w:t>[</w:t>
-      </w:r>
-      <w:r>
-        <w:br/>
-        <w:t>F(s) + \</w:t>
-      </w:r>
-      <w:proofErr w:type="spellStart"/>
-      <w:r>
-        <w:t>mathcal</w:t>
-      </w:r>
-      <w:proofErr w:type="spellEnd"/>
-      <w:r>
-        <w:t>{C}(s+1, t) \</w:t>
-      </w:r>
-      <w:proofErr w:type="spellStart"/>
-      <w:r>
-        <w:t>ge</w:t>
-      </w:r>
-      <w:proofErr w:type="spellEnd"/>
-      <w:r>
-        <w:t xml:space="preserve"> F(t)</w:t>
-      </w:r>
-      <w:r>
-        <w:br/>
-        <w:t>]</w:t>
-      </w:r>
+      </w:r>
+      <m:oMathPara>
+        <m:oMath>
+          <m:r>
+            <w:rPr>
+              <w:rFonts w:ascii="Cambria Math" w:hAnsi="Cambria Math"/>
+            </w:rPr>
+            <m:t>F</m:t>
+          </m:r>
+          <m:d>
+            <m:dPr>
+              <m:ctrlPr>
+                <w:rPr>
+                  <w:rFonts w:ascii="Cambria Math" w:hAnsi="Cambria Math"/>
+                  <w:i/>
+                </w:rPr>
+              </m:ctrlPr>
+            </m:dPr>
+            <m:e>
+              <m:r>
+                <w:rPr>
+                  <w:rFonts w:ascii="Cambria Math" w:hAnsi="Cambria Math"/>
+                </w:rPr>
+                <m:t>s</m:t>
+              </m:r>
+            </m:e>
+          </m:d>
+          <m:r>
+            <w:rPr>
+              <w:rFonts w:ascii="Cambria Math" w:hAnsi="Cambria Math"/>
+            </w:rPr>
+            <m:t>+C</m:t>
+          </m:r>
+          <m:d>
+            <m:dPr>
+              <m:ctrlPr>
+                <w:rPr>
+                  <w:rFonts w:ascii="Cambria Math" w:hAnsi="Cambria Math"/>
+                  <w:i/>
+                </w:rPr>
+              </m:ctrlPr>
+            </m:dPr>
+            <m:e>
+              <m:r>
+                <w:rPr>
+                  <w:rFonts w:ascii="Cambria Math" w:hAnsi="Cambria Math"/>
+                </w:rPr>
+                <m:t>s+1,t</m:t>
+              </m:r>
+            </m:e>
+          </m:d>
+          <m:r>
+            <m:rPr>
+              <m:sty m:val="p"/>
+            </m:rPr>
+            <w:rPr>
+              <w:rFonts w:ascii="Cambria Math" w:hAnsi="Cambria Math"/>
+            </w:rPr>
+            <m:t>≥</m:t>
+          </m:r>
+          <m:r>
+            <w:rPr>
+              <w:rFonts w:ascii="Cambria Math" w:hAnsi="Cambria Math"/>
+            </w:rPr>
+            <m:t>F</m:t>
+          </m:r>
+          <m:d>
+            <m:dPr>
+              <m:ctrlPr>
+                <w:rPr>
+                  <w:rFonts w:ascii="Cambria Math" w:hAnsi="Cambria Math"/>
+                  <w:i/>
+                </w:rPr>
+              </m:ctrlPr>
+            </m:dPr>
+            <m:e>
+              <m:r>
+                <w:rPr>
+                  <w:rFonts w:ascii="Cambria Math" w:hAnsi="Cambria Math"/>
+                </w:rPr>
+                <m:t>t</m:t>
+              </m:r>
+            </m:e>
+          </m:d>
+          <m:r>
+            <w:br/>
+          </m:r>
+        </m:oMath>
+      </m:oMathPara>
     </w:p>
     <w:p>
       <w:pPr>
@@ -1174,37 +1261,90 @@
       </w:r>
       <w:r>
         <w:br/>
-        <w:t>[</w:t>
-      </w:r>
-      <w:r>
-        <w:br/>
-        <w:t>\</w:t>
-      </w:r>
-      <w:proofErr w:type="spellStart"/>
-      <w:r>
-        <w:t>mathcal</w:t>
-      </w:r>
-      <w:proofErr w:type="spellEnd"/>
-      <w:r>
-        <w:t>{R}_{t+1} = \</w:t>
-      </w:r>
-      <w:proofErr w:type="spellStart"/>
-      <w:r>
-        <w:t>mathcal</w:t>
-      </w:r>
-      <w:proofErr w:type="spellEnd"/>
-      <w:r>
-        <w:t>{R}_t \cup {t}</w:t>
-      </w:r>
-      <w:r>
-        <w:br/>
-        <w:t>]</w:t>
-      </w:r>
-    </w:p>
-    <w:p>
+      </w:r>
+      <m:oMathPara>
+        <m:oMath>
+          <m:sSub>
+            <m:sSubPr>
+              <m:ctrlPr>
+                <w:rPr>
+                  <w:rFonts w:ascii="Cambria Math" w:hAnsi="Cambria Math"/>
+                  <w:i/>
+                </w:rPr>
+              </m:ctrlPr>
+            </m:sSubPr>
+            <m:e>
+              <m:r>
+                <w:rPr>
+                  <w:rFonts w:ascii="Cambria Math" w:hAnsi="Cambria Math"/>
+                </w:rPr>
+                <m:t>R</m:t>
+              </m:r>
+            </m:e>
+            <m:sub>
+              <m:r>
+                <w:rPr>
+                  <w:rFonts w:ascii="Cambria Math" w:hAnsi="Cambria Math"/>
+                </w:rPr>
+                <m:t>t+1</m:t>
+              </m:r>
+            </m:sub>
+          </m:sSub>
+          <m:r>
+            <w:rPr>
+              <w:rFonts w:ascii="Cambria Math" w:hAnsi="Cambria Math"/>
+            </w:rPr>
+            <m:t>=</m:t>
+          </m:r>
+          <m:sSub>
+            <m:sSubPr>
+              <m:ctrlPr>
+                <w:rPr>
+                  <w:rFonts w:ascii="Cambria Math" w:hAnsi="Cambria Math"/>
+                  <w:i/>
+                </w:rPr>
+              </m:ctrlPr>
+            </m:sSubPr>
+            <m:e>
+              <m:r>
+                <w:rPr>
+                  <w:rFonts w:ascii="Cambria Math" w:hAnsi="Cambria Math"/>
+                </w:rPr>
+                <m:t>R</m:t>
+              </m:r>
+            </m:e>
+            <m:sub>
+              <m:r>
+                <w:rPr>
+                  <w:rFonts w:ascii="Cambria Math" w:hAnsi="Cambria Math"/>
+                </w:rPr>
+                <m:t>t</m:t>
+              </m:r>
+            </m:sub>
+          </m:sSub>
+          <m:r>
+            <m:rPr>
+              <m:sty m:val="p"/>
+            </m:rPr>
+            <w:rPr>
+              <w:rFonts w:ascii="Cambria Math" w:hAnsi="Cambria Math"/>
+            </w:rPr>
+            <m:t>∪</m:t>
+          </m:r>
+          <m:r>
+            <w:rPr>
+              <w:rFonts w:ascii="Cambria Math" w:hAnsi="Cambria Math"/>
+            </w:rPr>
+            <m:t>t</m:t>
+          </m:r>
+          <m:r>
+            <w:br/>
+          </m:r>
+        </m:oMath>
+      </m:oMathPara>
       <w:r>
         <w:pict w14:anchorId="320C264E">
-          <v:rect id="_x0000_i1304" style="width:0;height:1.5pt" o:hralign="center" o:hrstd="t" o:hr="t" fillcolor="#a0a0a0" stroked="f"/>
+          <v:rect id="_x0000_i1030" style="width:0;height:1.5pt" o:hralign="center" o:hrstd="t" o:hr="t" fillcolor="#a0a0a0" stroked="f"/>
         </w:pict>
       </w:r>
     </w:p>
@@ -1225,15 +1365,7 @@
         </w:numPr>
       </w:pPr>
       <w:r>
-        <w:t>In many real signals, the candidate set (\</w:t>
-      </w:r>
-      <w:proofErr w:type="spellStart"/>
-      <w:r>
-        <w:t>mathcal</w:t>
-      </w:r>
-      <w:proofErr w:type="spellEnd"/>
-      <w:r>
-        <w:t xml:space="preserve">{R}_t) stays </w:t>
+        <w:t xml:space="preserve">In many real signals, the candidate set (R}_t) stays </w:t>
       </w:r>
       <w:r>
         <w:rPr>
@@ -1289,7 +1421,7 @@
     <w:p>
       <w:r>
         <w:pict w14:anchorId="1726576E">
-          <v:rect id="_x0000_i1305" style="width:0;height:1.5pt" o:hralign="center" o:hrstd="t" o:hr="t" fillcolor="#a0a0a0" stroked="f"/>
+          <v:rect id="_x0000_i1031" style="width:0;height:1.5pt" o:hralign="center" o:hrstd="t" o:hr="t" fillcolor="#a0a0a0" stroked="f"/>
         </w:pict>
       </w:r>
     </w:p>
@@ -1315,7 +1447,7 @@
     <w:p>
       <w:r>
         <w:pict w14:anchorId="34F4C950">
-          <v:rect id="_x0000_i1306" style="width:0;height:1.5pt" o:hralign="center" o:hrstd="t" o:hr="t" fillcolor="#a0a0a0" stroked="f"/>
+          <v:rect id="_x0000_i1032" style="width:0;height:1.5pt" o:hralign="center" o:hrstd="t" o:hr="t" fillcolor="#a0a0a0" stroked="f"/>
         </w:pict>
       </w:r>
     </w:p>
@@ -1827,7 +1959,7 @@
           <w:szCs w:val="24"/>
         </w:rPr>
         <w:pict w14:anchorId="24CCA255">
-          <v:rect id="_x0000_i1265" style="width:0;height:1.5pt" o:hralign="center" o:hrstd="t" o:hr="t" fillcolor="#a0a0a0" stroked="f"/>
+          <v:rect id="_x0000_i1033" style="width:0;height:1.5pt" o:hralign="center" o:hrstd="t" o:hr="t" fillcolor="#a0a0a0" stroked="f"/>
         </w:pict>
       </w:r>
     </w:p>
@@ -1903,7 +2035,7 @@
           <w:szCs w:val="24"/>
         </w:rPr>
         <w:pict w14:anchorId="597C5106">
-          <v:rect id="_x0000_i1266" style="width:0;height:1.5pt" o:hralign="center" o:hrstd="t" o:hr="t" fillcolor="#a0a0a0" stroked="f"/>
+          <v:rect id="_x0000_i1034" style="width:0;height:1.5pt" o:hralign="center" o:hrstd="t" o:hr="t" fillcolor="#a0a0a0" stroked="f"/>
         </w:pict>
       </w:r>
     </w:p>
@@ -2015,7 +2147,7 @@
           <w:szCs w:val="24"/>
         </w:rPr>
         <w:pict w14:anchorId="113D2B39">
-          <v:rect id="_x0000_i1267" style="width:0;height:1.5pt" o:hralign="center" o:hrstd="t" o:hr="t" fillcolor="#a0a0a0" stroked="f"/>
+          <v:rect id="_x0000_i1035" style="width:0;height:1.5pt" o:hralign="center" o:hrstd="t" o:hr="t" fillcolor="#a0a0a0" stroked="f"/>
         </w:pict>
       </w:r>
     </w:p>
@@ -2077,7 +2209,7 @@
           <w:szCs w:val="24"/>
         </w:rPr>
         <w:pict w14:anchorId="72AFED97">
-          <v:rect id="_x0000_i1268" style="width:0;height:1.5pt" o:hralign="center" o:hrstd="t" o:hr="t" fillcolor="#a0a0a0" stroked="f"/>
+          <v:rect id="_x0000_i1036" style="width:0;height:1.5pt" o:hralign="center" o:hrstd="t" o:hr="t" fillcolor="#a0a0a0" stroked="f"/>
         </w:pict>
       </w:r>
     </w:p>
@@ -2157,7 +2289,7 @@
           <w:szCs w:val="24"/>
         </w:rPr>
         <w:pict w14:anchorId="623AA96C">
-          <v:rect id="_x0000_i1269" style="width:0;height:1.5pt" o:hralign="center" o:hrstd="t" o:hr="t" fillcolor="#a0a0a0" stroked="f"/>
+          <v:rect id="_x0000_i1037" style="width:0;height:1.5pt" o:hralign="center" o:hrstd="t" o:hr="t" fillcolor="#a0a0a0" stroked="f"/>
         </w:pict>
       </w:r>
     </w:p>
@@ -2246,7 +2378,7 @@
 </file>
 
 <file path=word/numbering.xml><?xml version="1.0" encoding="utf-8"?>
-<w:numbering xmlns:wpc="http://schemas.microsoft.com/office/word/2010/wordprocessingCanvas" xmlns:cx="http://schemas.microsoft.com/office/drawing/2014/chartex" xmlns:cx1="http://schemas.microsoft.com/office/drawing/2015/9/8/chartex" xmlns:cx2="http://schemas.microsoft.com/office/drawing/2015/10/21/chartex" xmlns:cx3="http://schemas.microsoft.com/office/drawing/2016/5/9/chartex" xmlns:cx4="http://schemas.microsoft.com/office/drawing/2016/5/10/chartex" xmlns:cx5="http://schemas.microsoft.com/office/drawing/2016/5/11/chartex" xmlns:cx6="http://schemas.microsoft.com/office/drawing/2016/5/12/chartex" xmlns:cx7="http://schemas.microsoft.com/office/drawing/2016/5/13/chartex" xmlns:cx8="http://schemas.microsoft.com/office/drawing/2016/5/14/chartex" xmlns:mc="http://schemas.openxmlformats.org/markup-compatibility/2006" xmlns:aink="http://schemas.microsoft.com/office/drawing/2016/ink" xmlns:am3d="http://schemas.microsoft.com/office/drawing/2017/model3d" xmlns:o="urn:schemas-microsoft-com:office:office" xmlns:r="http://schemas.openxmlformats.org/officeDocument/2006/relationships" xmlns:m="http://schemas.openxmlformats.org/officeDocument/2006/math" xmlns:v="urn:schemas-microsoft-com:vml" xmlns:wp14="http://schemas.microsoft.com/office/word/2010/wordprocessingDrawing" xmlns:wp="http://schemas.openxmlformats.org/drawingml/2006/wordprocessingDrawing" xmlns:w10="urn:schemas-microsoft-com:office:word" xmlns:w="http://schemas.openxmlformats.org/wordprocessingml/2006/main" xmlns:w14="http://schemas.microsoft.com/office/word/2010/wordml" xmlns:w15="http://schemas.microsoft.com/office/word/2012/wordml" xmlns:w16cex="http://schemas.microsoft.com/office/word/2018/wordml/cex" xmlns:w16cid="http://schemas.microsoft.com/office/word/2016/wordml/cid" xmlns:w16="http://schemas.microsoft.com/office/word/2018/wordml" xmlns:w16sdtdh="http://schemas.microsoft.com/office/word/2020/wordml/sdtdatahash" xmlns:w16se="http://schemas.microsoft.com/office/word/2015/wordml/symex" xmlns:wpg="http://schemas.microsoft.com/office/word/2010/wordprocessingGroup" xmlns:wpi="http://schemas.microsoft.com/office/word/2010/wordprocessingInk" xmlns:wne="http://schemas.microsoft.com/office/word/2006/wordml" xmlns:wps="http://schemas.microsoft.com/office/word/2010/wordprocessingShape" mc:Ignorable="w14 w15 w16se w16cid w16 w16cex w16sdtdh wp14">
+<w:numbering xmlns:wpc="http://schemas.microsoft.com/office/word/2010/wordprocessingCanvas" xmlns:cx="http://schemas.microsoft.com/office/drawing/2014/chartex" xmlns:cx1="http://schemas.microsoft.com/office/drawing/2015/9/8/chartex" xmlns:cx2="http://schemas.microsoft.com/office/drawing/2015/10/21/chartex" xmlns:cx3="http://schemas.microsoft.com/office/drawing/2016/5/9/chartex" xmlns:cx4="http://schemas.microsoft.com/office/drawing/2016/5/10/chartex" xmlns:cx5="http://schemas.microsoft.com/office/drawing/2016/5/11/chartex" xmlns:cx6="http://schemas.microsoft.com/office/drawing/2016/5/12/chartex" xmlns:cx7="http://schemas.microsoft.com/office/drawing/2016/5/13/chartex" xmlns:cx8="http://schemas.microsoft.com/office/drawing/2016/5/14/chartex" xmlns:mc="http://schemas.openxmlformats.org/markup-compatibility/2006" xmlns:aink="http://schemas.microsoft.com/office/drawing/2016/ink" xmlns:am3d="http://schemas.microsoft.com/office/drawing/2017/model3d" xmlns:o="urn:schemas-microsoft-com:office:office" xmlns:oel="http://schemas.microsoft.com/office/2019/extlst" xmlns:r="http://schemas.openxmlformats.org/officeDocument/2006/relationships" xmlns:m="http://schemas.openxmlformats.org/officeDocument/2006/math" xmlns:v="urn:schemas-microsoft-com:vml" xmlns:wp14="http://schemas.microsoft.com/office/word/2010/wordprocessingDrawing" xmlns:wp="http://schemas.openxmlformats.org/drawingml/2006/wordprocessingDrawing" xmlns:w10="urn:schemas-microsoft-com:office:word" xmlns:w="http://schemas.openxmlformats.org/wordprocessingml/2006/main" xmlns:w14="http://schemas.microsoft.com/office/word/2010/wordml" xmlns:w15="http://schemas.microsoft.com/office/word/2012/wordml" xmlns:w16cex="http://schemas.microsoft.com/office/word/2018/wordml/cex" xmlns:w16cid="http://schemas.microsoft.com/office/word/2016/wordml/cid" xmlns:w16="http://schemas.microsoft.com/office/word/2018/wordml" xmlns:w16sdtdh="http://schemas.microsoft.com/office/word/2020/wordml/sdtdatahash" xmlns:w16se="http://schemas.microsoft.com/office/word/2015/wordml/symex" xmlns:wpg="http://schemas.microsoft.com/office/word/2010/wordprocessingGroup" xmlns:wpi="http://schemas.microsoft.com/office/word/2010/wordprocessingInk" xmlns:wne="http://schemas.microsoft.com/office/word/2006/wordml" xmlns:wps="http://schemas.microsoft.com/office/word/2010/wordprocessingShape" mc:Ignorable="w14 w15 w16se w16cid w16 w16cex w16sdtdh wp14">
   <w:abstractNum w:abstractNumId="0" w15:restartNumberingAfterBreak="0">
     <w:nsid w:val="04C24197"/>
     <w:multiLevelType w:val="multilevel"/>
@@ -5453,70 +5585,70 @@
       </w:rPr>
     </w:lvl>
   </w:abstractNum>
-  <w:num w:numId="1">
+  <w:num w:numId="1" w16cid:durableId="323513293">
     <w:abstractNumId w:val="2"/>
   </w:num>
-  <w:num w:numId="2">
+  <w:num w:numId="2" w16cid:durableId="842546724">
     <w:abstractNumId w:val="21"/>
   </w:num>
-  <w:num w:numId="3">
+  <w:num w:numId="3" w16cid:durableId="1156917625">
     <w:abstractNumId w:val="9"/>
   </w:num>
-  <w:num w:numId="4">
+  <w:num w:numId="4" w16cid:durableId="1296062424">
     <w:abstractNumId w:val="13"/>
   </w:num>
-  <w:num w:numId="5">
+  <w:num w:numId="5" w16cid:durableId="1706713603">
     <w:abstractNumId w:val="10"/>
   </w:num>
-  <w:num w:numId="6">
+  <w:num w:numId="6" w16cid:durableId="1997146271">
     <w:abstractNumId w:val="0"/>
   </w:num>
-  <w:num w:numId="7">
+  <w:num w:numId="7" w16cid:durableId="572353539">
     <w:abstractNumId w:val="14"/>
   </w:num>
-  <w:num w:numId="8">
+  <w:num w:numId="8" w16cid:durableId="1219786714">
     <w:abstractNumId w:val="3"/>
   </w:num>
-  <w:num w:numId="9">
+  <w:num w:numId="9" w16cid:durableId="829826765">
     <w:abstractNumId w:val="11"/>
   </w:num>
-  <w:num w:numId="10">
+  <w:num w:numId="10" w16cid:durableId="1445464239">
     <w:abstractNumId w:val="18"/>
   </w:num>
-  <w:num w:numId="11">
+  <w:num w:numId="11" w16cid:durableId="1436825615">
     <w:abstractNumId w:val="16"/>
   </w:num>
-  <w:num w:numId="12">
+  <w:num w:numId="12" w16cid:durableId="772748109">
     <w:abstractNumId w:val="4"/>
   </w:num>
-  <w:num w:numId="13">
+  <w:num w:numId="13" w16cid:durableId="1544752857">
     <w:abstractNumId w:val="17"/>
   </w:num>
-  <w:num w:numId="14">
+  <w:num w:numId="14" w16cid:durableId="211891341">
     <w:abstractNumId w:val="5"/>
   </w:num>
-  <w:num w:numId="15">
+  <w:num w:numId="15" w16cid:durableId="193007561">
     <w:abstractNumId w:val="19"/>
   </w:num>
-  <w:num w:numId="16">
+  <w:num w:numId="16" w16cid:durableId="371999641">
     <w:abstractNumId w:val="1"/>
   </w:num>
-  <w:num w:numId="17">
+  <w:num w:numId="17" w16cid:durableId="1588265337">
     <w:abstractNumId w:val="8"/>
   </w:num>
-  <w:num w:numId="18">
+  <w:num w:numId="18" w16cid:durableId="1145128730">
     <w:abstractNumId w:val="20"/>
   </w:num>
-  <w:num w:numId="19">
+  <w:num w:numId="19" w16cid:durableId="1086996163">
     <w:abstractNumId w:val="15"/>
   </w:num>
-  <w:num w:numId="20">
+  <w:num w:numId="20" w16cid:durableId="1098985371">
     <w:abstractNumId w:val="6"/>
   </w:num>
-  <w:num w:numId="21">
+  <w:num w:numId="21" w16cid:durableId="879128413">
     <w:abstractNumId w:val="7"/>
   </w:num>
-  <w:num w:numId="22">
+  <w:num w:numId="22" w16cid:durableId="1516263299">
     <w:abstractNumId w:val="12"/>
   </w:num>
 </w:numbering>
@@ -5970,6 +6102,7 @@
   <w:style w:type="character" w:default="1" w:styleId="DefaultParagraphFont">
     <w:name w:val="Default Paragraph Font"/>
     <w:uiPriority w:val="1"/>
+    <w:semiHidden/>
     <w:unhideWhenUsed/>
   </w:style>
   <w:style w:type="table" w:default="1" w:styleId="TableNormal">
@@ -6007,7 +6140,6 @@
     <w:name w:val="Normal (Web)"/>
     <w:basedOn w:val="Normal"/>
     <w:uiPriority w:val="99"/>
-    <w:semiHidden/>
     <w:unhideWhenUsed/>
     <w:rsid w:val="00DD3076"/>
     <w:pPr>
